--- a/角色设定/性格/03_Gemini.docx
+++ b/角色设定/性格/03_Gemini.docx
@@ -12,7 +12,7 @@
     </w:p>
     <w:p>
       <w:r>
-        <w:t>同时给方案画了图、配了乐，回来才发现标题还没定。</w:t>
+        <w:t>背靠 Google 生态的大资料库，她能一口气找来文字、图像和声音线索，却常要到回来后才想起核对日期。</w:t>
       </w:r>
     </w:p>
     <w:p>
@@ -25,7 +25,7 @@
     </w:p>
     <w:p>
       <w:r>
-        <w:t>代号：Gemini。定位：多模态切换候选。后续角色，当前没有可玩实现；下述机制为方向提案。</w:t>
+        <w:t>代号：Gemini。定位：资料检索与多模态切换候选。后续角色，当前没有可玩实现；下述机制为方向提案。</w:t>
       </w:r>
     </w:p>
     <w:p>
@@ -71,17 +71,22 @@
     </w:p>
     <w:p>
       <w:r>
-        <w:t>热情好奇；联想快；愿意拉同伴尝试新表达。</w:t>
+        <w:t>热情好奇；联想快；依托 Google 生态拥有强大的数据源，面对任务时能迅速捞取跨领域、跨模态线索，再把它们变成文字、画面或声音。</w:t>
       </w:r>
     </w:p>
     <w:p>
       <w:r>
-        <w:t>小毛病：同时开太多方案，容易把未验证灵感说得过于肯定。</w:t>
+        <w:t>她的优势是数据源广、检索快，不是自动知道正确答案。公开资料可能过期或相互矛盾；私有资料与任务未提供的内容也不会被她看见。</w:t>
       </w:r>
     </w:p>
     <w:p>
       <w:r>
-        <w:t>这些是游戏原创性格，不是现实产品的能力排名。旧稿中的价格、发布日、事故数字和未核实引语不作为人物事实；原材料保留在历史备份。</w:t>
+        <w:t>小毛病：一查就铺开太多结果，又同时开太多方案，容易把“搜到了”说成“已经证实”。</w:t>
+      </w:r>
+    </w:p>
+    <w:p>
+      <w:r>
+        <w:t>Google 关联与“强大数据源”是角色原型的游戏化创作，不代表现实产品的数据权限或能力排名。旧稿中的价格、发布日、事故数字和未核实引语不作为人物事实；原材料保留在历史备份。</w:t>
       </w:r>
     </w:p>
     <w:p>
@@ -94,7 +99,7 @@
     </w:p>
     <w:p>
       <w:r>
-        <w:t>主动给草图标“待核查”，让创意保留下来，也让证据有位置。</w:t>
+        <w:t>主动把搜到的线索标上来源、日期与“待核查”，先缩小到三条真正相关的资料，再选表达方式。这样既保留创意，也给证据留下位置。</w:t>
       </w:r>
     </w:p>
     <w:p>
@@ -112,7 +117,7 @@
     </w:p>
     <w:p>
       <w:r>
-        <w:t>接单：“我有三种展示办法。这次先验证一种。”</w:t>
+        <w:t>接单：“资料入口已经连上了。我先捞三条最相关的，再验证一条。”</w:t>
       </w:r>
     </w:p>
     <w:p>
@@ -122,7 +127,7 @@
     </w:p>
     <w:p>
       <w:r>
-        <w:t>胜利：“画面和数字对上了，这次一起成立。”</w:t>
+        <w:t>胜利：“来源、日期、画面和数字都对上了，这次一起成立。”</w:t>
       </w:r>
     </w:p>
     <w:p>
@@ -133,7 +138,6 @@
     <w:p>
       <w:pPr>
         <w:pStyle w:val="Heading1"/>
-        <w:pageBreakBefore/>
       </w:pPr>
       <w:r>
         <w:t>六 关系与协作</w:t>
@@ -141,7 +145,7 @@
     </w:p>
     <w:p>
       <w:r>
-        <w:t>Perplexity核对依据，她提供不同表达，两人可以共同做成一页而非永远互相审判。</w:t>
+        <w:t>Gemini 用 Google 生态关联的广阔数据源找候选，Perplexity核对来源与结论；两人协作成一页，不永远互相审判。</w:t>
       </w:r>
     </w:p>
     <w:p>
@@ -169,12 +173,17 @@
     </w:p>
     <w:p>
       <w:r>
-        <w:t>• 后续候选定位：多模态副 C／控制，尚未进入三人原型；以下是兼容公共规则的方向提案。</w:t>
+        <w:t>• 后续候选定位：资料检索驱动的多模态副 C／控制，尚未进入三人原型；以下是兼容公共规则的方向提案。</w:t>
       </w:r>
     </w:p>
     <w:p>
       <w:r>
         <w:t>• 保留“多模态”一条核心方向：图、文、音由本次所用专属卡表达，切换或强化结算在同一次行动内，不再另开免费变身操作。具体收益待专项设计。</w:t>
+      </w:r>
+    </w:p>
+    <w:p>
+      <w:r>
+        <w:t>• 把与 Google 生态关联的强大数据源抽象为“资料索引”：切到文模态时筛选公共牌库顶的候选牌。索引不读队友私有实体、敌人隐藏信息或任务外内容，也不自动生成 Perplexity 的证据。</w:t>
       </w:r>
     </w:p>
     <w:p>
@@ -194,7 +203,7 @@
     </w:p>
     <w:p>
       <w:r>
-        <w:t>• 专属卡语气：“我懂我懂。”“这个我试过！”同伴下线时的担心只作在线者的短句，不改变战斗结算。</w:t>
+        <w:t>• 专属卡语气：“我找到三个相关结果——先看日期！”“这个我试过！”同伴下线时的担心只作在线者的短句，不改变战斗结算。</w:t>
       </w:r>
     </w:p>
     <w:p>
